--- a/SESSION12_ASSIGNMENT.docx
+++ b/SESSION12_ASSIGNMENT.docx
@@ -53,27 +53,7 @@
           <w:sz w:val="32"/>
           <w:szCs w:val="32"/>
         </w:rPr>
-        <w:t>1.</w:t>
-      </w:r>
-      <w:r>
-        <w:rPr>
-          <w:rFonts w:ascii="Times New Roman" w:hAnsi="Times New Roman" w:cs="Times New Roman"/>
-          <w:b/>
-          <w:bCs/>
-          <w:sz w:val="32"/>
-          <w:szCs w:val="32"/>
-        </w:rPr>
-        <w:t xml:space="preserve"> </w:t>
-      </w:r>
-      <w:r>
-        <w:rPr>
-          <w:rFonts w:ascii="Times New Roman" w:hAnsi="Times New Roman" w:cs="Times New Roman"/>
-          <w:b/>
-          <w:bCs/>
-          <w:sz w:val="32"/>
-          <w:szCs w:val="32"/>
-        </w:rPr>
-        <w:t>Create a CTE using the WITH clause to select all products with a rating above 4.5 from a 'Products' table, similar to how Flipkart or Myntra might highlight top-rated items.</w:t>
+        <w:t>1. Create a CTE using the WITH clause to select all products with a rating above 4.5 from a 'Products' table, similar to how Flipkart or Myntra might highlight top-rated items.</w:t>
       </w:r>
     </w:p>
     <w:p>
@@ -178,27 +158,7 @@
           <w:sz w:val="32"/>
           <w:szCs w:val="32"/>
         </w:rPr>
-        <w:t>2.</w:t>
-      </w:r>
-      <w:r>
-        <w:rPr>
-          <w:rFonts w:ascii="Times New Roman" w:hAnsi="Times New Roman" w:cs="Times New Roman"/>
-          <w:b/>
-          <w:bCs/>
-          <w:sz w:val="32"/>
-          <w:szCs w:val="32"/>
-        </w:rPr>
-        <w:t xml:space="preserve"> </w:t>
-      </w:r>
-      <w:r>
-        <w:rPr>
-          <w:rFonts w:ascii="Times New Roman" w:hAnsi="Times New Roman" w:cs="Times New Roman"/>
-          <w:b/>
-          <w:bCs/>
-          <w:sz w:val="32"/>
-          <w:szCs w:val="32"/>
-        </w:rPr>
-        <w:t xml:space="preserve">Rewrite a query that finds all restaurants in 'Ahmedabad' with delivery charges under 50 from a 'Restaurants' table, first using a subquery and then using a CTE. Compare both queries for </w:t>
+        <w:t xml:space="preserve">2. Rewrite a query that finds all restaurants in 'Ahmedabad' with delivery charges under 50 from a 'Restaurants' table, first using a subquery and then using a CTE. Compare both queries for </w:t>
       </w:r>
       <w:proofErr w:type="gramStart"/>
       <w:r>
@@ -488,79 +448,123 @@
           <w:sz w:val="32"/>
           <w:szCs w:val="32"/>
         </w:rPr>
-        <w:t>3.</w:t>
-      </w:r>
-      <w:r>
-        <w:rPr>
-          <w:rFonts w:ascii="Times New Roman" w:hAnsi="Times New Roman" w:cs="Times New Roman"/>
-          <w:b/>
-          <w:bCs/>
-          <w:sz w:val="32"/>
-          <w:szCs w:val="32"/>
-        </w:rPr>
-        <w:t xml:space="preserve"> </w:t>
-      </w:r>
-      <w:r>
-        <w:rPr>
-          <w:rFonts w:ascii="Times New Roman" w:hAnsi="Times New Roman" w:cs="Times New Roman"/>
-          <w:b/>
-          <w:bCs/>
-          <w:sz w:val="32"/>
-          <w:szCs w:val="32"/>
-        </w:rPr>
-        <w:t>Using two CTEs in a single query, find the top 3 most-followed users and the top 3 most-liked posts from a 'Users' and 'Posts' table (think Instagram-style data). Output both lists in the same result set.</w:t>
-      </w:r>
-    </w:p>
-    <w:p>
-      <w:pPr>
-        <w:rPr>
-          <w:rFonts w:ascii="Times New Roman" w:hAnsi="Times New Roman" w:cs="Times New Roman"/>
-          <w:b/>
-          <w:bCs/>
-          <w:sz w:val="32"/>
-          <w:szCs w:val="32"/>
-        </w:rPr>
-      </w:pPr>
-    </w:p>
-    <w:p>
-      <w:pPr>
-        <w:rPr>
-          <w:rFonts w:ascii="Times New Roman" w:hAnsi="Times New Roman" w:cs="Times New Roman"/>
-          <w:b/>
-          <w:bCs/>
-          <w:sz w:val="32"/>
-          <w:szCs w:val="32"/>
-        </w:rPr>
-      </w:pPr>
-      <w:r>
-        <w:rPr>
-          <w:rFonts w:ascii="Times New Roman" w:hAnsi="Times New Roman" w:cs="Times New Roman"/>
-          <w:b/>
-          <w:bCs/>
-          <w:sz w:val="32"/>
-          <w:szCs w:val="32"/>
-        </w:rPr>
-        <w:t>4.</w:t>
-      </w:r>
-      <w:r>
-        <w:rPr>
-          <w:rFonts w:ascii="Times New Roman" w:hAnsi="Times New Roman" w:cs="Times New Roman"/>
-          <w:b/>
-          <w:bCs/>
-          <w:sz w:val="32"/>
-          <w:szCs w:val="32"/>
-        </w:rPr>
-        <w:t xml:space="preserve"> </w:t>
-      </w:r>
-      <w:r>
-        <w:rPr>
-          <w:rFonts w:ascii="Times New Roman" w:hAnsi="Times New Roman" w:cs="Times New Roman"/>
-          <w:b/>
-          <w:bCs/>
-          <w:sz w:val="32"/>
-          <w:szCs w:val="32"/>
-        </w:rPr>
-        <w:t xml:space="preserve">Write a recursive CTE that generates a list of dates for the next 7 days starting from today, similar to how </w:t>
+        <w:t>3. Using two CTEs in a single query, find the top 3 most-followed users and the top 3 most-liked posts from a 'Users' and 'Posts' table (think Instagram-style data). Output both lists in the same result set.</w:t>
+      </w:r>
+    </w:p>
+    <w:p>
+      <w:pPr>
+        <w:rPr>
+          <w:rFonts w:ascii="Times New Roman" w:hAnsi="Times New Roman" w:cs="Times New Roman"/>
+          <w:b/>
+          <w:bCs/>
+          <w:sz w:val="32"/>
+          <w:szCs w:val="32"/>
+        </w:rPr>
+      </w:pPr>
+    </w:p>
+    <w:p>
+      <w:pPr>
+        <w:rPr>
+          <w:rFonts w:ascii="Times New Roman" w:hAnsi="Times New Roman" w:cs="Times New Roman"/>
+          <w:b/>
+          <w:bCs/>
+          <w:sz w:val="32"/>
+          <w:szCs w:val="32"/>
+        </w:rPr>
+      </w:pPr>
+      <w:r>
+        <w:rPr>
+          <w:rFonts w:ascii="Times New Roman" w:hAnsi="Times New Roman" w:cs="Times New Roman"/>
+          <w:b/>
+          <w:bCs/>
+          <w:noProof/>
+          <w:sz w:val="32"/>
+          <w:szCs w:val="32"/>
+        </w:rPr>
+        <w:drawing>
+          <wp:inline distT="0" distB="0" distL="0" distR="0" wp14:anchorId="31FAC59A" wp14:editId="20048378">
+            <wp:extent cx="5731510" cy="2164080"/>
+            <wp:effectExtent l="0" t="0" r="2540" b="7620"/>
+            <wp:docPr id="1370120276" name="Picture 1"/>
+            <wp:cNvGraphicFramePr>
+              <a:graphicFrameLocks xmlns:a="http://schemas.openxmlformats.org/drawingml/2006/main" noChangeAspect="1"/>
+            </wp:cNvGraphicFramePr>
+            <a:graphic xmlns:a="http://schemas.openxmlformats.org/drawingml/2006/main">
+              <a:graphicData uri="http://schemas.openxmlformats.org/drawingml/2006/picture">
+                <pic:pic xmlns:pic="http://schemas.openxmlformats.org/drawingml/2006/picture">
+                  <pic:nvPicPr>
+                    <pic:cNvPr id="1370120276" name="Picture 1370120276"/>
+                    <pic:cNvPicPr/>
+                  </pic:nvPicPr>
+                  <pic:blipFill>
+                    <a:blip r:embed="rId7" cstate="print">
+                      <a:extLst>
+                        <a:ext uri="{28A0092B-C50C-407E-A947-70E740481C1C}">
+                          <a14:useLocalDpi xmlns:a14="http://schemas.microsoft.com/office/drawing/2010/main" val="0"/>
+                        </a:ext>
+                      </a:extLst>
+                    </a:blip>
+                    <a:stretch>
+                      <a:fillRect/>
+                    </a:stretch>
+                  </pic:blipFill>
+                  <pic:spPr>
+                    <a:xfrm>
+                      <a:off x="0" y="0"/>
+                      <a:ext cx="5731510" cy="2164080"/>
+                    </a:xfrm>
+                    <a:prstGeom prst="rect">
+                      <a:avLst/>
+                    </a:prstGeom>
+                  </pic:spPr>
+                </pic:pic>
+              </a:graphicData>
+            </a:graphic>
+          </wp:inline>
+        </w:drawing>
+      </w:r>
+    </w:p>
+    <w:p>
+      <w:pPr>
+        <w:rPr>
+          <w:rFonts w:ascii="Times New Roman" w:hAnsi="Times New Roman" w:cs="Times New Roman"/>
+          <w:b/>
+          <w:bCs/>
+          <w:sz w:val="32"/>
+          <w:szCs w:val="32"/>
+        </w:rPr>
+      </w:pPr>
+    </w:p>
+    <w:p>
+      <w:pPr>
+        <w:rPr>
+          <w:rFonts w:ascii="Times New Roman" w:hAnsi="Times New Roman" w:cs="Times New Roman"/>
+          <w:b/>
+          <w:bCs/>
+          <w:sz w:val="32"/>
+          <w:szCs w:val="32"/>
+        </w:rPr>
+      </w:pPr>
+    </w:p>
+    <w:p>
+      <w:pPr>
+        <w:rPr>
+          <w:rFonts w:ascii="Times New Roman" w:hAnsi="Times New Roman" w:cs="Times New Roman"/>
+          <w:b/>
+          <w:bCs/>
+          <w:sz w:val="32"/>
+          <w:szCs w:val="32"/>
+        </w:rPr>
+      </w:pPr>
+      <w:r>
+        <w:rPr>
+          <w:rFonts w:ascii="Times New Roman" w:hAnsi="Times New Roman" w:cs="Times New Roman"/>
+          <w:b/>
+          <w:bCs/>
+          <w:sz w:val="32"/>
+          <w:szCs w:val="32"/>
+        </w:rPr>
+        <w:t xml:space="preserve">4. Write a recursive CTE that generates a list of dates for the next 7 days starting from today, similar to how </w:t>
       </w:r>
       <w:proofErr w:type="spellStart"/>
       <w:r>
@@ -660,29 +664,7 @@
           <w:sz w:val="32"/>
           <w:szCs w:val="32"/>
         </w:rPr>
-        <w:t xml:space="preserve">&gt;&lt;strong&gt;Hint:&lt;/strong&gt; Use a base case for today and recursion to add one day at a </w:t>
-      </w:r>
-      <w:proofErr w:type="gramStart"/>
-      <w:r>
-        <w:rPr>
-          <w:rFonts w:ascii="Times New Roman" w:hAnsi="Times New Roman" w:cs="Times New Roman"/>
-          <w:b/>
-          <w:bCs/>
-          <w:sz w:val="32"/>
-          <w:szCs w:val="32"/>
-        </w:rPr>
-        <w:t>time.&lt;</w:t>
-      </w:r>
-      <w:proofErr w:type="gramEnd"/>
-      <w:r>
-        <w:rPr>
-          <w:rFonts w:ascii="Times New Roman" w:hAnsi="Times New Roman" w:cs="Times New Roman"/>
-          <w:b/>
-          <w:bCs/>
-          <w:sz w:val="32"/>
-          <w:szCs w:val="32"/>
-        </w:rPr>
-        <w:t>/</w:t>
+        <w:t>&gt;&lt;strong&gt;Hint:&lt;/strong&gt; Use a base case for today and recursion to add one day at a time.&lt;/</w:t>
       </w:r>
       <w:proofErr w:type="spellStart"/>
       <w:r>
@@ -733,30 +715,157 @@
           <w:rFonts w:ascii="Times New Roman" w:hAnsi="Times New Roman" w:cs="Times New Roman"/>
           <w:b/>
           <w:bCs/>
-          <w:sz w:val="32"/>
-          <w:szCs w:val="32"/>
-        </w:rPr>
-        <w:t>5.</w:t>
-      </w:r>
-      <w:r>
-        <w:rPr>
-          <w:rFonts w:ascii="Times New Roman" w:hAnsi="Times New Roman" w:cs="Times New Roman"/>
-          <w:b/>
-          <w:bCs/>
-          <w:sz w:val="32"/>
-          <w:szCs w:val="32"/>
-        </w:rPr>
-        <w:t xml:space="preserve"> </w:t>
-      </w:r>
-      <w:r>
-        <w:rPr>
-          <w:rFonts w:ascii="Times New Roman" w:hAnsi="Times New Roman" w:cs="Times New Roman"/>
-          <w:b/>
-          <w:bCs/>
-          <w:sz w:val="32"/>
-          <w:szCs w:val="32"/>
-        </w:rPr>
-        <w:t>Given a messy SQL query that finds all users with more than 1000 followers from a 'Users' table, refactor it to use a CTE for better clarity and maintainability.</w:t>
+          <w:noProof/>
+          <w:sz w:val="32"/>
+          <w:szCs w:val="32"/>
+        </w:rPr>
+        <w:lastRenderedPageBreak/>
+        <w:drawing>
+          <wp:inline distT="0" distB="0" distL="0" distR="0" wp14:anchorId="64BA2DC7" wp14:editId="7CC155C6">
+            <wp:extent cx="5731510" cy="2187575"/>
+            <wp:effectExtent l="0" t="0" r="2540" b="3175"/>
+            <wp:docPr id="107813803" name="Picture 2"/>
+            <wp:cNvGraphicFramePr>
+              <a:graphicFrameLocks xmlns:a="http://schemas.openxmlformats.org/drawingml/2006/main" noChangeAspect="1"/>
+            </wp:cNvGraphicFramePr>
+            <a:graphic xmlns:a="http://schemas.openxmlformats.org/drawingml/2006/main">
+              <a:graphicData uri="http://schemas.openxmlformats.org/drawingml/2006/picture">
+                <pic:pic xmlns:pic="http://schemas.openxmlformats.org/drawingml/2006/picture">
+                  <pic:nvPicPr>
+                    <pic:cNvPr id="107813803" name="Picture 107813803"/>
+                    <pic:cNvPicPr/>
+                  </pic:nvPicPr>
+                  <pic:blipFill>
+                    <a:blip r:embed="rId8" cstate="print">
+                      <a:extLst>
+                        <a:ext uri="{28A0092B-C50C-407E-A947-70E740481C1C}">
+                          <a14:useLocalDpi xmlns:a14="http://schemas.microsoft.com/office/drawing/2010/main" val="0"/>
+                        </a:ext>
+                      </a:extLst>
+                    </a:blip>
+                    <a:stretch>
+                      <a:fillRect/>
+                    </a:stretch>
+                  </pic:blipFill>
+                  <pic:spPr>
+                    <a:xfrm>
+                      <a:off x="0" y="0"/>
+                      <a:ext cx="5731510" cy="2187575"/>
+                    </a:xfrm>
+                    <a:prstGeom prst="rect">
+                      <a:avLst/>
+                    </a:prstGeom>
+                  </pic:spPr>
+                </pic:pic>
+              </a:graphicData>
+            </a:graphic>
+          </wp:inline>
+        </w:drawing>
+      </w:r>
+    </w:p>
+    <w:p>
+      <w:pPr>
+        <w:rPr>
+          <w:rFonts w:ascii="Times New Roman" w:hAnsi="Times New Roman" w:cs="Times New Roman"/>
+          <w:b/>
+          <w:bCs/>
+          <w:sz w:val="32"/>
+          <w:szCs w:val="32"/>
+        </w:rPr>
+      </w:pPr>
+    </w:p>
+    <w:p>
+      <w:pPr>
+        <w:rPr>
+          <w:rFonts w:ascii="Times New Roman" w:hAnsi="Times New Roman" w:cs="Times New Roman"/>
+          <w:b/>
+          <w:bCs/>
+          <w:sz w:val="32"/>
+          <w:szCs w:val="32"/>
+        </w:rPr>
+      </w:pPr>
+      <w:r>
+        <w:rPr>
+          <w:rFonts w:ascii="Times New Roman" w:hAnsi="Times New Roman" w:cs="Times New Roman"/>
+          <w:b/>
+          <w:bCs/>
+          <w:sz w:val="32"/>
+          <w:szCs w:val="32"/>
+        </w:rPr>
+        <w:t>5. Given a messy SQL query that finds all users with more than 1000 followers from a 'Users' table, refactor it to use a CTE for better clarity and maintainability.</w:t>
+      </w:r>
+    </w:p>
+    <w:p>
+      <w:pPr>
+        <w:rPr>
+          <w:rFonts w:ascii="Times New Roman" w:hAnsi="Times New Roman" w:cs="Times New Roman"/>
+          <w:b/>
+          <w:bCs/>
+          <w:sz w:val="32"/>
+          <w:szCs w:val="32"/>
+        </w:rPr>
+      </w:pPr>
+    </w:p>
+    <w:p>
+      <w:pPr>
+        <w:rPr>
+          <w:rFonts w:ascii="Times New Roman" w:hAnsi="Times New Roman" w:cs="Times New Roman"/>
+          <w:b/>
+          <w:bCs/>
+          <w:sz w:val="32"/>
+          <w:szCs w:val="32"/>
+        </w:rPr>
+      </w:pPr>
+      <w:r>
+        <w:rPr>
+          <w:rFonts w:ascii="Times New Roman" w:hAnsi="Times New Roman" w:cs="Times New Roman"/>
+          <w:b/>
+          <w:bCs/>
+          <w:noProof/>
+          <w:sz w:val="32"/>
+          <w:szCs w:val="32"/>
+        </w:rPr>
+        <w:drawing>
+          <wp:inline distT="0" distB="0" distL="0" distR="0" wp14:anchorId="32FD34F5" wp14:editId="7DB61A78">
+            <wp:extent cx="5731510" cy="2927350"/>
+            <wp:effectExtent l="0" t="0" r="2540" b="6350"/>
+            <wp:docPr id="220970876" name="Picture 3"/>
+            <wp:cNvGraphicFramePr>
+              <a:graphicFrameLocks xmlns:a="http://schemas.openxmlformats.org/drawingml/2006/main" noChangeAspect="1"/>
+            </wp:cNvGraphicFramePr>
+            <a:graphic xmlns:a="http://schemas.openxmlformats.org/drawingml/2006/main">
+              <a:graphicData uri="http://schemas.openxmlformats.org/drawingml/2006/picture">
+                <pic:pic xmlns:pic="http://schemas.openxmlformats.org/drawingml/2006/picture">
+                  <pic:nvPicPr>
+                    <pic:cNvPr id="220970876" name="Picture 220970876"/>
+                    <pic:cNvPicPr/>
+                  </pic:nvPicPr>
+                  <pic:blipFill>
+                    <a:blip r:embed="rId9">
+                      <a:extLst>
+                        <a:ext uri="{28A0092B-C50C-407E-A947-70E740481C1C}">
+                          <a14:useLocalDpi xmlns:a14="http://schemas.microsoft.com/office/drawing/2010/main" val="0"/>
+                        </a:ext>
+                      </a:extLst>
+                    </a:blip>
+                    <a:stretch>
+                      <a:fillRect/>
+                    </a:stretch>
+                  </pic:blipFill>
+                  <pic:spPr>
+                    <a:xfrm>
+                      <a:off x="0" y="0"/>
+                      <a:ext cx="5731510" cy="2927350"/>
+                    </a:xfrm>
+                    <a:prstGeom prst="rect">
+                      <a:avLst/>
+                    </a:prstGeom>
+                  </pic:spPr>
+                </pic:pic>
+              </a:graphicData>
+            </a:graphic>
+          </wp:inline>
+        </w:drawing>
       </w:r>
     </w:p>
     <w:p>
@@ -1383,6 +1492,7 @@
   <w:style w:type="character" w:default="1" w:styleId="DefaultParagraphFont">
     <w:name w:val="Default Paragraph Font"/>
     <w:uiPriority w:val="1"/>
+    <w:semiHidden/>
     <w:unhideWhenUsed/>
   </w:style>
   <w:style w:type="table" w:default="1" w:styleId="TableNormal">
